--- a/Spoofing detection from AIS GPS data.docx
+++ b/Spoofing detection from AIS GPS data.docx
@@ -8,322 +8,629 @@
         <w:rPr>
           <w:b/>
           <w:bCs/>
+          <w:sz w:val="40"/>
+          <w:szCs w:val="40"/>
+        </w:rPr>
+      </w:pPr>
+      <w:r>
+        <w:rPr>
+          <w:b/>
+          <w:bCs/>
+          <w:sz w:val="40"/>
+          <w:szCs w:val="40"/>
+        </w:rPr>
+        <w:t>Spoofing detection from AIS GPS data</w:t>
+      </w:r>
+    </w:p>
+    <w:p>
+      <w:pPr>
+        <w:jc w:val="center"/>
+        <w:rPr>
+          <w:b/>
+          <w:bCs/>
           <w:sz w:val="28"/>
           <w:szCs w:val="28"/>
         </w:rPr>
       </w:pPr>
-      <w:r>
-        <w:rPr>
-          <w:b/>
-          <w:bCs/>
-          <w:sz w:val="28"/>
-          <w:szCs w:val="28"/>
-        </w:rPr>
-        <w:t>Spoofing detection from AIS GPS data</w:t>
-      </w:r>
-    </w:p>
-    <w:p>
-      <w:pPr>
-        <w:jc w:val="center"/>
-        <w:rPr>
-          <w:b/>
-          <w:bCs/>
-          <w:sz w:val="28"/>
-          <w:szCs w:val="28"/>
-        </w:rPr>
-      </w:pPr>
-    </w:p>
-    <w:p>
-      <w:pPr>
-        <w:rPr>
-          <w:szCs w:val="24"/>
-        </w:rPr>
-      </w:pPr>
-      <w:r>
-        <w:rPr>
-          <w:szCs w:val="24"/>
-        </w:rPr>
-        <w:t>Detecting spam/spoofing ship data from AIS database. It’s a big data project process with parallel computing. AIS data file contains around 700000 data. Which I have to clean, preprocess and filter the data first. Step by step approach,</w:t>
-      </w:r>
-    </w:p>
-    <w:p>
-      <w:pPr>
-        <w:rPr>
-          <w:szCs w:val="24"/>
-        </w:rPr>
-      </w:pPr>
-    </w:p>
-    <w:p>
-      <w:pPr>
-        <w:pStyle w:val="ListParagraph"/>
+    </w:p>
+    <w:p>
+      <w:pPr>
+        <w:rPr>
+          <w:b/>
+          <w:bCs/>
+          <w:szCs w:val="24"/>
+        </w:rPr>
+      </w:pPr>
+      <w:r>
+        <w:rPr>
+          <w:b/>
+          <w:bCs/>
+          <w:szCs w:val="24"/>
+        </w:rPr>
+        <w:t>GPS Spoofing Detection Using AIS Data with Parallel Processing and Visualization</w:t>
+      </w:r>
+    </w:p>
+    <w:p>
+      <w:pPr>
+        <w:rPr>
+          <w:szCs w:val="24"/>
+        </w:rPr>
+      </w:pPr>
+      <w:r>
+        <w:rPr>
+          <w:b/>
+          <w:bCs/>
+          <w:szCs w:val="24"/>
+        </w:rPr>
+        <w:t>Overview</w:t>
+      </w:r>
+      <w:r>
+        <w:rPr>
+          <w:szCs w:val="24"/>
+        </w:rPr>
+        <w:br/>
+        <w:t>Developed a full pipeline for detecting GPS spoofing in maritime AIS (Automatic Identification System) data using both sequential and parallel processing. The system processes real-world vessel movement logs, identifies suspicious navigational patterns, and generates interactive map visualizations of spoofing events.</w:t>
+      </w:r>
+    </w:p>
+    <w:p>
+      <w:pPr>
+        <w:rPr>
+          <w:szCs w:val="24"/>
+        </w:rPr>
+      </w:pPr>
+      <w:r>
+        <w:rPr>
+          <w:noProof/>
+          <w:szCs w:val="24"/>
+        </w:rPr>
+        <w:pict w14:anchorId="2C249A6F">
+          <v:rect id="_x0000_i1027" alt="" style="width:468pt;height:.05pt;mso-width-percent:0;mso-height-percent:0;mso-width-percent:0;mso-height-percent:0" o:hralign="center" o:hrstd="t" o:hr="t" fillcolor="#a0a0a0" stroked="f"/>
+        </w:pict>
+      </w:r>
+    </w:p>
+    <w:p>
+      <w:pPr>
+        <w:rPr>
+          <w:szCs w:val="24"/>
+        </w:rPr>
+      </w:pPr>
+      <w:r>
+        <w:rPr>
+          <w:b/>
+          <w:bCs/>
+          <w:szCs w:val="24"/>
+        </w:rPr>
+        <w:t>Key Features</w:t>
+      </w:r>
+    </w:p>
+    <w:p>
+      <w:pPr>
         <w:numPr>
           <w:ilvl w:val="0"/>
-          <w:numId w:val="1"/>
-        </w:numPr>
-        <w:rPr>
-          <w:szCs w:val="24"/>
-        </w:rPr>
-      </w:pPr>
-      <w:r>
-        <w:rPr>
-          <w:szCs w:val="24"/>
-        </w:rPr>
-        <w:t>Load the data using panda</w:t>
-      </w:r>
-    </w:p>
-    <w:p>
-      <w:pPr>
-        <w:pStyle w:val="ListParagraph"/>
+          <w:numId w:val="2"/>
+        </w:numPr>
+        <w:rPr>
+          <w:szCs w:val="24"/>
+        </w:rPr>
+      </w:pPr>
+      <w:r>
+        <w:rPr>
+          <w:b/>
+          <w:bCs/>
+          <w:szCs w:val="24"/>
+        </w:rPr>
+        <w:t>Data Preprocessing</w:t>
+      </w:r>
+    </w:p>
+    <w:p>
+      <w:pPr>
+        <w:numPr>
+          <w:ilvl w:val="1"/>
+          <w:numId w:val="2"/>
+        </w:numPr>
+        <w:rPr>
+          <w:szCs w:val="24"/>
+        </w:rPr>
+      </w:pPr>
+      <w:r>
+        <w:rPr>
+          <w:szCs w:val="24"/>
+        </w:rPr>
+        <w:t xml:space="preserve">Loaded and cleaned </w:t>
+      </w:r>
+      <w:r>
+        <w:rPr>
+          <w:b/>
+          <w:bCs/>
+          <w:szCs w:val="24"/>
+        </w:rPr>
+        <w:t>30 large CSV files</w:t>
+      </w:r>
+      <w:r>
+        <w:rPr>
+          <w:szCs w:val="24"/>
+        </w:rPr>
+        <w:t xml:space="preserve"> containing over </w:t>
+      </w:r>
+      <w:r>
+        <w:rPr>
+          <w:b/>
+          <w:bCs/>
+          <w:szCs w:val="24"/>
+        </w:rPr>
+        <w:t>19 million AIS records</w:t>
+      </w:r>
+      <w:r>
+        <w:rPr>
+          <w:szCs w:val="24"/>
+        </w:rPr>
+        <w:t>.</w:t>
+      </w:r>
+    </w:p>
+    <w:p>
+      <w:pPr>
+        <w:numPr>
+          <w:ilvl w:val="1"/>
+          <w:numId w:val="2"/>
+        </w:numPr>
+        <w:rPr>
+          <w:szCs w:val="24"/>
+        </w:rPr>
+      </w:pPr>
+      <w:r>
+        <w:rPr>
+          <w:szCs w:val="24"/>
+        </w:rPr>
+        <w:t>Handled timestamp conversion, removed invalid values, filtered out geographic anomalies, and filled missing data points for consistency.</w:t>
+      </w:r>
+    </w:p>
+    <w:p>
+      <w:pPr>
+        <w:numPr>
+          <w:ilvl w:val="1"/>
+          <w:numId w:val="2"/>
+        </w:numPr>
+        <w:rPr>
+          <w:szCs w:val="24"/>
+        </w:rPr>
+      </w:pPr>
+      <w:r>
+        <w:rPr>
+          <w:szCs w:val="24"/>
+        </w:rPr>
+        <w:t>Grouped and sorted data by vessel MMSI and time to prepare for anomaly detection.</w:t>
+      </w:r>
+    </w:p>
+    <w:p>
+      <w:pPr>
         <w:numPr>
           <w:ilvl w:val="0"/>
-          <w:numId w:val="1"/>
-        </w:numPr>
-        <w:rPr>
-          <w:szCs w:val="24"/>
-        </w:rPr>
-      </w:pPr>
-      <w:r>
-        <w:rPr>
-          <w:szCs w:val="24"/>
-        </w:rPr>
-        <w:t>Clean the data and drop unnecessary/incomplete rows</w:t>
-      </w:r>
-    </w:p>
-    <w:p>
-      <w:pPr>
-        <w:pStyle w:val="ListParagraph"/>
+          <w:numId w:val="2"/>
+        </w:numPr>
+        <w:rPr>
+          <w:szCs w:val="24"/>
+        </w:rPr>
+      </w:pPr>
+      <w:r>
+        <w:rPr>
+          <w:b/>
+          <w:bCs/>
+          <w:szCs w:val="24"/>
+        </w:rPr>
+        <w:t>Spoofing Detection Modules</w:t>
+      </w:r>
+    </w:p>
+    <w:p>
+      <w:pPr>
+        <w:numPr>
+          <w:ilvl w:val="1"/>
+          <w:numId w:val="2"/>
+        </w:numPr>
+        <w:rPr>
+          <w:szCs w:val="24"/>
+        </w:rPr>
+      </w:pPr>
+      <w:r>
+        <w:rPr>
+          <w:b/>
+          <w:bCs/>
+          <w:szCs w:val="24"/>
+        </w:rPr>
+        <w:t>Location-Based Anomaly Detection</w:t>
+      </w:r>
+    </w:p>
+    <w:p>
+      <w:pPr>
+        <w:numPr>
+          <w:ilvl w:val="2"/>
+          <w:numId w:val="2"/>
+        </w:numPr>
+        <w:rPr>
+          <w:szCs w:val="24"/>
+        </w:rPr>
+      </w:pPr>
+      <w:r>
+        <w:rPr>
+          <w:szCs w:val="24"/>
+        </w:rPr>
+        <w:t>Detected improbable geospatial jumps using geodesic distance.</w:t>
+      </w:r>
+    </w:p>
+    <w:p>
+      <w:pPr>
+        <w:numPr>
+          <w:ilvl w:val="2"/>
+          <w:numId w:val="2"/>
+        </w:numPr>
+        <w:rPr>
+          <w:szCs w:val="24"/>
+        </w:rPr>
+      </w:pPr>
+      <w:r>
+        <w:rPr>
+          <w:szCs w:val="24"/>
+        </w:rPr>
+        <w:t>Flagged mid-level anomalies (distance-speed inconsistencies) and high-severity "mega jumps."</w:t>
+      </w:r>
+    </w:p>
+    <w:p>
+      <w:pPr>
+        <w:numPr>
+          <w:ilvl w:val="1"/>
+          <w:numId w:val="2"/>
+        </w:numPr>
+        <w:rPr>
+          <w:szCs w:val="24"/>
+        </w:rPr>
+      </w:pPr>
+      <w:r>
+        <w:rPr>
+          <w:b/>
+          <w:bCs/>
+          <w:szCs w:val="24"/>
+        </w:rPr>
+        <w:t>Course-Based Anomaly Detection</w:t>
+      </w:r>
+    </w:p>
+    <w:p>
+      <w:pPr>
+        <w:numPr>
+          <w:ilvl w:val="2"/>
+          <w:numId w:val="2"/>
+        </w:numPr>
+        <w:rPr>
+          <w:szCs w:val="24"/>
+        </w:rPr>
+      </w:pPr>
+      <w:r>
+        <w:rPr>
+          <w:szCs w:val="24"/>
+        </w:rPr>
+        <w:t>Detected erratic course-over-ground (COG) shifts using custom logic under various speed categories.</w:t>
+      </w:r>
+    </w:p>
+    <w:p>
+      <w:pPr>
+        <w:numPr>
+          <w:ilvl w:val="2"/>
+          <w:numId w:val="2"/>
+        </w:numPr>
+        <w:rPr>
+          <w:szCs w:val="24"/>
+        </w:rPr>
+      </w:pPr>
+      <w:r>
+        <w:rPr>
+          <w:szCs w:val="24"/>
+        </w:rPr>
+        <w:t>Categorized anomalies based on ship behavior: &lt;2 knots, 2–10 knots, and &gt;10 knots.</w:t>
+      </w:r>
+    </w:p>
+    <w:p>
+      <w:pPr>
         <w:numPr>
           <w:ilvl w:val="0"/>
-          <w:numId w:val="1"/>
-        </w:numPr>
-        <w:rPr>
-          <w:szCs w:val="24"/>
-        </w:rPr>
-      </w:pPr>
-      <w:r>
-        <w:rPr>
-          <w:szCs w:val="24"/>
-        </w:rPr>
-        <w:t>Delete unnecessary column so data load is reduced</w:t>
-      </w:r>
-    </w:p>
-    <w:p>
-      <w:pPr>
-        <w:pStyle w:val="ListParagraph"/>
+          <w:numId w:val="2"/>
+        </w:numPr>
+        <w:rPr>
+          <w:szCs w:val="24"/>
+        </w:rPr>
+      </w:pPr>
+      <w:r>
+        <w:rPr>
+          <w:b/>
+          <w:bCs/>
+          <w:szCs w:val="24"/>
+        </w:rPr>
+        <w:t>Sequential vs. Parallel Execution</w:t>
+      </w:r>
+    </w:p>
+    <w:p>
+      <w:pPr>
+        <w:numPr>
+          <w:ilvl w:val="1"/>
+          <w:numId w:val="2"/>
+        </w:numPr>
+        <w:rPr>
+          <w:szCs w:val="24"/>
+        </w:rPr>
+      </w:pPr>
+      <w:r>
+        <w:rPr>
+          <w:szCs w:val="24"/>
+        </w:rPr>
+        <w:t xml:space="preserve">Designed both </w:t>
+      </w:r>
+      <w:r>
+        <w:rPr>
+          <w:b/>
+          <w:bCs/>
+          <w:szCs w:val="24"/>
+        </w:rPr>
+        <w:t>sequential</w:t>
+      </w:r>
+      <w:r>
+        <w:rPr>
+          <w:szCs w:val="24"/>
+        </w:rPr>
+        <w:t xml:space="preserve"> and </w:t>
+      </w:r>
+      <w:r>
+        <w:rPr>
+          <w:b/>
+          <w:bCs/>
+          <w:szCs w:val="24"/>
+        </w:rPr>
+        <w:t>multiprocessing-based</w:t>
+      </w:r>
+      <w:r>
+        <w:rPr>
+          <w:szCs w:val="24"/>
+        </w:rPr>
+        <w:t xml:space="preserve"> versions of detection logic.</w:t>
+      </w:r>
+    </w:p>
+    <w:p>
+      <w:pPr>
+        <w:numPr>
+          <w:ilvl w:val="1"/>
+          <w:numId w:val="2"/>
+        </w:numPr>
+        <w:rPr>
+          <w:szCs w:val="24"/>
+        </w:rPr>
+      </w:pPr>
+      <w:r>
+        <w:rPr>
+          <w:b/>
+          <w:bCs/>
+          <w:szCs w:val="24"/>
+        </w:rPr>
+        <w:t>Parallel processing reduced execution time by 4–5x</w:t>
+      </w:r>
+      <w:r>
+        <w:rPr>
+          <w:szCs w:val="24"/>
+        </w:rPr>
+        <w:t xml:space="preserve"> over conventional sequential processing — significantly optimizing runtime on large datasets.</w:t>
+      </w:r>
+    </w:p>
+    <w:p>
+      <w:pPr>
         <w:numPr>
           <w:ilvl w:val="0"/>
-          <w:numId w:val="1"/>
-        </w:numPr>
-        <w:rPr>
-          <w:szCs w:val="24"/>
-        </w:rPr>
-      </w:pPr>
-      <w:r>
-        <w:rPr>
-          <w:szCs w:val="24"/>
-        </w:rPr>
-        <w:t>Change the timestamp to date format</w:t>
-      </w:r>
-    </w:p>
-    <w:p>
-      <w:pPr>
-        <w:pStyle w:val="ListParagraph"/>
+          <w:numId w:val="2"/>
+        </w:numPr>
+        <w:rPr>
+          <w:szCs w:val="24"/>
+        </w:rPr>
+      </w:pPr>
+      <w:r>
+        <w:rPr>
+          <w:b/>
+          <w:bCs/>
+          <w:szCs w:val="24"/>
+        </w:rPr>
+        <w:t>Interactive Visualization</w:t>
+      </w:r>
+    </w:p>
+    <w:p>
+      <w:pPr>
+        <w:numPr>
+          <w:ilvl w:val="1"/>
+          <w:numId w:val="2"/>
+        </w:numPr>
+        <w:rPr>
+          <w:szCs w:val="24"/>
+        </w:rPr>
+      </w:pPr>
+      <w:r>
+        <w:rPr>
+          <w:szCs w:val="24"/>
+        </w:rPr>
+        <w:t xml:space="preserve">Generated HTML-based maps with </w:t>
+      </w:r>
+      <w:r>
+        <w:rPr>
+          <w:b/>
+          <w:bCs/>
+          <w:szCs w:val="24"/>
+        </w:rPr>
+        <w:t>Folium</w:t>
+      </w:r>
+      <w:r>
+        <w:rPr>
+          <w:szCs w:val="24"/>
+        </w:rPr>
+        <w:t>, marking spoofing points by MMSI.</w:t>
+      </w:r>
+    </w:p>
+    <w:p>
+      <w:pPr>
+        <w:numPr>
+          <w:ilvl w:val="1"/>
+          <w:numId w:val="2"/>
+        </w:numPr>
+        <w:rPr>
+          <w:szCs w:val="24"/>
+        </w:rPr>
+      </w:pPr>
+      <w:r>
+        <w:rPr>
+          <w:szCs w:val="24"/>
+        </w:rPr>
+        <w:t>Added timestamped markers and polylines to visualize detected anomaly trails.</w:t>
+      </w:r>
+    </w:p>
+    <w:p>
+      <w:pPr>
+        <w:numPr>
+          <w:ilvl w:val="1"/>
+          <w:numId w:val="2"/>
+        </w:numPr>
+        <w:rPr>
+          <w:szCs w:val="24"/>
+        </w:rPr>
+      </w:pPr>
+      <w:r>
+        <w:rPr>
+          <w:szCs w:val="24"/>
+        </w:rPr>
+        <w:t>Exported map reports to disk for visual audits and reporting.</w:t>
+      </w:r>
+    </w:p>
+    <w:p>
+      <w:pPr>
+        <w:rPr>
+          <w:szCs w:val="24"/>
+        </w:rPr>
+      </w:pPr>
+      <w:r>
+        <w:rPr>
+          <w:noProof/>
+          <w:szCs w:val="24"/>
+        </w:rPr>
+        <w:pict w14:anchorId="13456207">
+          <v:rect id="_x0000_i1026" alt="" style="width:468pt;height:.05pt;mso-width-percent:0;mso-height-percent:0;mso-width-percent:0;mso-height-percent:0" o:hralign="center" o:hrstd="t" o:hr="t" fillcolor="#a0a0a0" stroked="f"/>
+        </w:pict>
+      </w:r>
+    </w:p>
+    <w:p>
+      <w:pPr>
+        <w:rPr>
+          <w:szCs w:val="24"/>
+        </w:rPr>
+      </w:pPr>
+      <w:r>
+        <w:rPr>
+          <w:b/>
+          <w:bCs/>
+          <w:szCs w:val="24"/>
+        </w:rPr>
+        <w:t>Technologies Used</w:t>
+      </w:r>
+      <w:r>
+        <w:rPr>
+          <w:szCs w:val="24"/>
+        </w:rPr>
+        <w:br/>
+        <w:t xml:space="preserve">Python, pandas, geopy, folium, multiprocessing, tabulate, datetime, glob, </w:t>
+      </w:r>
+      <w:r>
+        <w:rPr>
+          <w:szCs w:val="24"/>
+        </w:rPr>
+        <w:t>OS</w:t>
+      </w:r>
+    </w:p>
+    <w:p>
+      <w:pPr>
+        <w:rPr>
+          <w:szCs w:val="24"/>
+        </w:rPr>
+      </w:pPr>
+      <w:r>
+        <w:rPr>
+          <w:noProof/>
+          <w:szCs w:val="24"/>
+        </w:rPr>
+        <w:pict w14:anchorId="67CE67E1">
+          <v:rect id="_x0000_i1025" alt="" style="width:468pt;height:.05pt;mso-width-percent:0;mso-height-percent:0;mso-width-percent:0;mso-height-percent:0" o:hralign="center" o:hrstd="t" o:hr="t" fillcolor="#a0a0a0" stroked="f"/>
+        </w:pict>
+      </w:r>
+    </w:p>
+    <w:p>
+      <w:pPr>
+        <w:rPr>
+          <w:szCs w:val="24"/>
+        </w:rPr>
+      </w:pPr>
+      <w:r>
+        <w:rPr>
+          <w:b/>
+          <w:bCs/>
+          <w:szCs w:val="24"/>
+        </w:rPr>
+        <w:t>Outcome</w:t>
+      </w:r>
+    </w:p>
+    <w:p>
+      <w:pPr>
         <w:numPr>
           <w:ilvl w:val="0"/>
-          <w:numId w:val="1"/>
-        </w:numPr>
-        <w:rPr>
-          <w:szCs w:val="24"/>
-        </w:rPr>
-      </w:pPr>
-      <w:r>
-        <w:rPr>
-          <w:szCs w:val="24"/>
-        </w:rPr>
-        <w:t xml:space="preserve">Sort </w:t>
-      </w:r>
-      <w:proofErr w:type="spellStart"/>
-      <w:r>
-        <w:rPr>
-          <w:szCs w:val="24"/>
-        </w:rPr>
-        <w:t>dataframe</w:t>
-      </w:r>
-      <w:proofErr w:type="spellEnd"/>
-      <w:r>
-        <w:rPr>
-          <w:szCs w:val="24"/>
-        </w:rPr>
-        <w:t xml:space="preserve"> by </w:t>
-      </w:r>
-      <w:proofErr w:type="spellStart"/>
-      <w:r>
-        <w:rPr>
-          <w:szCs w:val="24"/>
-        </w:rPr>
-        <w:t>shipid</w:t>
-      </w:r>
-      <w:proofErr w:type="spellEnd"/>
-      <w:r>
-        <w:rPr>
-          <w:szCs w:val="24"/>
-        </w:rPr>
-        <w:t xml:space="preserve"> and timeframe</w:t>
-      </w:r>
-    </w:p>
-    <w:p>
-      <w:pPr>
-        <w:pStyle w:val="ListParagraph"/>
+          <w:numId w:val="3"/>
+        </w:numPr>
+        <w:rPr>
+          <w:szCs w:val="24"/>
+        </w:rPr>
+      </w:pPr>
+      <w:r>
+        <w:rPr>
+          <w:szCs w:val="24"/>
+        </w:rPr>
+        <w:t>Successfully detected hundreds of spoofing patterns across real vessel trajectories.</w:t>
+      </w:r>
+    </w:p>
+    <w:p>
+      <w:pPr>
         <w:numPr>
           <w:ilvl w:val="0"/>
-          <w:numId w:val="1"/>
-        </w:numPr>
-        <w:rPr>
-          <w:szCs w:val="24"/>
-        </w:rPr>
-      </w:pPr>
-      <w:r>
-        <w:rPr>
-          <w:szCs w:val="24"/>
-        </w:rPr>
-        <w:t xml:space="preserve">Then again </w:t>
-      </w:r>
-      <w:proofErr w:type="spellStart"/>
-      <w:r>
-        <w:rPr>
-          <w:szCs w:val="24"/>
-        </w:rPr>
-        <w:t>groupby</w:t>
-      </w:r>
-      <w:proofErr w:type="spellEnd"/>
-      <w:r>
-        <w:rPr>
-          <w:szCs w:val="24"/>
-        </w:rPr>
-        <w:t xml:space="preserve"> those by </w:t>
-      </w:r>
-      <w:proofErr w:type="spellStart"/>
-      <w:r>
-        <w:rPr>
-          <w:szCs w:val="24"/>
-        </w:rPr>
-        <w:t>shipid</w:t>
-      </w:r>
-      <w:proofErr w:type="spellEnd"/>
-      <w:r>
-        <w:rPr>
-          <w:szCs w:val="24"/>
-        </w:rPr>
-        <w:t xml:space="preserve"> and store them on tuples, so I can convert them to chunk by 10 ship data </w:t>
-      </w:r>
-    </w:p>
-    <w:p>
-      <w:pPr>
-        <w:pStyle w:val="ListParagraph"/>
+          <w:numId w:val="3"/>
+        </w:numPr>
+        <w:rPr>
+          <w:szCs w:val="24"/>
+        </w:rPr>
+      </w:pPr>
+      <w:r>
+        <w:rPr>
+          <w:szCs w:val="24"/>
+        </w:rPr>
+        <w:t>Reduced processing time drastically using parallelism on over 19 million rows.</w:t>
+      </w:r>
+    </w:p>
+    <w:p>
+      <w:pPr>
         <w:numPr>
           <w:ilvl w:val="0"/>
-          <w:numId w:val="1"/>
-        </w:numPr>
-        <w:rPr>
-          <w:szCs w:val="24"/>
-        </w:rPr>
-      </w:pPr>
-      <w:r>
-        <w:rPr>
-          <w:szCs w:val="24"/>
-        </w:rPr>
-        <w:t>Then chunk all those tuples data to chunk by 10 ship data combinedly</w:t>
-      </w:r>
-    </w:p>
-    <w:p>
-      <w:pPr>
-        <w:pStyle w:val="ListParagraph"/>
-        <w:numPr>
-          <w:ilvl w:val="0"/>
-          <w:numId w:val="1"/>
-        </w:numPr>
-        <w:rPr>
-          <w:szCs w:val="24"/>
-        </w:rPr>
-      </w:pPr>
-      <w:r>
-        <w:rPr>
-          <w:szCs w:val="24"/>
-        </w:rPr>
-        <w:t>Now, chunk list contain: approx. 227 list components. Each component contains 10 ship all information timewise.</w:t>
-      </w:r>
-    </w:p>
-    <w:p>
-      <w:pPr>
-        <w:pStyle w:val="ListParagraph"/>
-        <w:numPr>
-          <w:ilvl w:val="0"/>
-          <w:numId w:val="1"/>
-        </w:numPr>
-        <w:rPr>
-          <w:szCs w:val="24"/>
-        </w:rPr>
-      </w:pPr>
-      <w:r>
-        <w:rPr>
-          <w:szCs w:val="24"/>
-        </w:rPr>
-        <w:t>Identify Location anomalies so far</w:t>
-      </w:r>
-    </w:p>
-    <w:p>
-      <w:pPr>
-        <w:pStyle w:val="ListParagraph"/>
-        <w:numPr>
-          <w:ilvl w:val="0"/>
-          <w:numId w:val="1"/>
-        </w:numPr>
-        <w:rPr>
-          <w:szCs w:val="24"/>
-        </w:rPr>
-      </w:pPr>
-      <w:r>
-        <w:rPr>
-          <w:szCs w:val="24"/>
-        </w:rPr>
-        <w:t>Multiprocessing done with 7 cores</w:t>
-      </w:r>
-    </w:p>
-    <w:p>
-      <w:pPr>
-        <w:pStyle w:val="ListParagraph"/>
-        <w:numPr>
-          <w:ilvl w:val="0"/>
-          <w:numId w:val="1"/>
-        </w:numPr>
-        <w:rPr>
-          <w:szCs w:val="24"/>
-        </w:rPr>
-      </w:pPr>
-      <w:r>
-        <w:rPr>
-          <w:szCs w:val="24"/>
-        </w:rPr>
-        <w:t>There were almost 50%-time efficiency in multiprocessing</w:t>
-      </w:r>
-    </w:p>
-    <w:p>
-      <w:pPr>
-        <w:pStyle w:val="ListParagraph"/>
-        <w:numPr>
-          <w:ilvl w:val="0"/>
-          <w:numId w:val="1"/>
-        </w:numPr>
-        <w:rPr>
-          <w:szCs w:val="24"/>
-        </w:rPr>
-      </w:pPr>
-      <w:r>
-        <w:rPr>
-          <w:szCs w:val="24"/>
-        </w:rPr>
-        <w:t>Multiprocessing was done by PyCharm as Notebook can’t handle it</w:t>
-      </w:r>
+          <w:numId w:val="3"/>
+        </w:numPr>
+        <w:rPr>
+          <w:szCs w:val="24"/>
+        </w:rPr>
+      </w:pPr>
+      <w:r>
+        <w:rPr>
+          <w:szCs w:val="24"/>
+        </w:rPr>
+        <w:t>Produced automated, interactive geographic reports for enhanced interpretability.</w:t>
+      </w:r>
+    </w:p>
+    <w:p>
+      <w:pPr>
+        <w:rPr>
+          <w:szCs w:val="24"/>
+        </w:rPr>
+      </w:pPr>
     </w:p>
     <w:sectPr>
       <w:pgSz w:w="12240" w:h="15840"/>
@@ -426,8 +733,312 @@
       </w:pPr>
     </w:lvl>
   </w:abstractNum>
+  <w:abstractNum w:abstractNumId="1" w15:restartNumberingAfterBreak="0">
+    <w:nsid w:val="46A55B53"/>
+    <w:multiLevelType w:val="multilevel"/>
+    <w:tmpl w:val="81ECBF06"/>
+    <w:lvl w:ilvl="0">
+      <w:start w:val="1"/>
+      <w:numFmt w:val="bullet"/>
+      <w:lvlText w:val=""/>
+      <w:lvlJc w:val="left"/>
+      <w:pPr>
+        <w:tabs>
+          <w:tab w:val="num" w:pos="720"/>
+        </w:tabs>
+        <w:ind w:left="720" w:hanging="360"/>
+      </w:pPr>
+      <w:rPr>
+        <w:rFonts w:ascii="Symbol" w:hAnsi="Symbol" w:hint="default"/>
+        <w:sz w:val="20"/>
+      </w:rPr>
+    </w:lvl>
+    <w:lvl w:ilvl="1" w:tentative="1">
+      <w:start w:val="1"/>
+      <w:numFmt w:val="bullet"/>
+      <w:lvlText w:val="o"/>
+      <w:lvlJc w:val="left"/>
+      <w:pPr>
+        <w:tabs>
+          <w:tab w:val="num" w:pos="1440"/>
+        </w:tabs>
+        <w:ind w:left="1440" w:hanging="360"/>
+      </w:pPr>
+      <w:rPr>
+        <w:rFonts w:ascii="Courier New" w:hAnsi="Courier New" w:hint="default"/>
+        <w:sz w:val="20"/>
+      </w:rPr>
+    </w:lvl>
+    <w:lvl w:ilvl="2" w:tentative="1">
+      <w:start w:val="1"/>
+      <w:numFmt w:val="bullet"/>
+      <w:lvlText w:val=""/>
+      <w:lvlJc w:val="left"/>
+      <w:pPr>
+        <w:tabs>
+          <w:tab w:val="num" w:pos="2160"/>
+        </w:tabs>
+        <w:ind w:left="2160" w:hanging="360"/>
+      </w:pPr>
+      <w:rPr>
+        <w:rFonts w:ascii="Wingdings" w:hAnsi="Wingdings" w:hint="default"/>
+        <w:sz w:val="20"/>
+      </w:rPr>
+    </w:lvl>
+    <w:lvl w:ilvl="3" w:tentative="1">
+      <w:start w:val="1"/>
+      <w:numFmt w:val="bullet"/>
+      <w:lvlText w:val=""/>
+      <w:lvlJc w:val="left"/>
+      <w:pPr>
+        <w:tabs>
+          <w:tab w:val="num" w:pos="2880"/>
+        </w:tabs>
+        <w:ind w:left="2880" w:hanging="360"/>
+      </w:pPr>
+      <w:rPr>
+        <w:rFonts w:ascii="Wingdings" w:hAnsi="Wingdings" w:hint="default"/>
+        <w:sz w:val="20"/>
+      </w:rPr>
+    </w:lvl>
+    <w:lvl w:ilvl="4" w:tentative="1">
+      <w:start w:val="1"/>
+      <w:numFmt w:val="bullet"/>
+      <w:lvlText w:val=""/>
+      <w:lvlJc w:val="left"/>
+      <w:pPr>
+        <w:tabs>
+          <w:tab w:val="num" w:pos="3600"/>
+        </w:tabs>
+        <w:ind w:left="3600" w:hanging="360"/>
+      </w:pPr>
+      <w:rPr>
+        <w:rFonts w:ascii="Wingdings" w:hAnsi="Wingdings" w:hint="default"/>
+        <w:sz w:val="20"/>
+      </w:rPr>
+    </w:lvl>
+    <w:lvl w:ilvl="5" w:tentative="1">
+      <w:start w:val="1"/>
+      <w:numFmt w:val="bullet"/>
+      <w:lvlText w:val=""/>
+      <w:lvlJc w:val="left"/>
+      <w:pPr>
+        <w:tabs>
+          <w:tab w:val="num" w:pos="4320"/>
+        </w:tabs>
+        <w:ind w:left="4320" w:hanging="360"/>
+      </w:pPr>
+      <w:rPr>
+        <w:rFonts w:ascii="Wingdings" w:hAnsi="Wingdings" w:hint="default"/>
+        <w:sz w:val="20"/>
+      </w:rPr>
+    </w:lvl>
+    <w:lvl w:ilvl="6" w:tentative="1">
+      <w:start w:val="1"/>
+      <w:numFmt w:val="bullet"/>
+      <w:lvlText w:val=""/>
+      <w:lvlJc w:val="left"/>
+      <w:pPr>
+        <w:tabs>
+          <w:tab w:val="num" w:pos="5040"/>
+        </w:tabs>
+        <w:ind w:left="5040" w:hanging="360"/>
+      </w:pPr>
+      <w:rPr>
+        <w:rFonts w:ascii="Wingdings" w:hAnsi="Wingdings" w:hint="default"/>
+        <w:sz w:val="20"/>
+      </w:rPr>
+    </w:lvl>
+    <w:lvl w:ilvl="7" w:tentative="1">
+      <w:start w:val="1"/>
+      <w:numFmt w:val="bullet"/>
+      <w:lvlText w:val=""/>
+      <w:lvlJc w:val="left"/>
+      <w:pPr>
+        <w:tabs>
+          <w:tab w:val="num" w:pos="5760"/>
+        </w:tabs>
+        <w:ind w:left="5760" w:hanging="360"/>
+      </w:pPr>
+      <w:rPr>
+        <w:rFonts w:ascii="Wingdings" w:hAnsi="Wingdings" w:hint="default"/>
+        <w:sz w:val="20"/>
+      </w:rPr>
+    </w:lvl>
+    <w:lvl w:ilvl="8" w:tentative="1">
+      <w:start w:val="1"/>
+      <w:numFmt w:val="bullet"/>
+      <w:lvlText w:val=""/>
+      <w:lvlJc w:val="left"/>
+      <w:pPr>
+        <w:tabs>
+          <w:tab w:val="num" w:pos="6480"/>
+        </w:tabs>
+        <w:ind w:left="6480" w:hanging="360"/>
+      </w:pPr>
+      <w:rPr>
+        <w:rFonts w:ascii="Wingdings" w:hAnsi="Wingdings" w:hint="default"/>
+        <w:sz w:val="20"/>
+      </w:rPr>
+    </w:lvl>
+  </w:abstractNum>
+  <w:abstractNum w:abstractNumId="2" w15:restartNumberingAfterBreak="0">
+    <w:nsid w:val="4AA9046A"/>
+    <w:multiLevelType w:val="multilevel"/>
+    <w:tmpl w:val="0CFC9B04"/>
+    <w:lvl w:ilvl="0">
+      <w:start w:val="1"/>
+      <w:numFmt w:val="bullet"/>
+      <w:lvlText w:val=""/>
+      <w:lvlJc w:val="left"/>
+      <w:pPr>
+        <w:tabs>
+          <w:tab w:val="num" w:pos="720"/>
+        </w:tabs>
+        <w:ind w:left="720" w:hanging="360"/>
+      </w:pPr>
+      <w:rPr>
+        <w:rFonts w:ascii="Symbol" w:hAnsi="Symbol" w:hint="default"/>
+        <w:sz w:val="20"/>
+      </w:rPr>
+    </w:lvl>
+    <w:lvl w:ilvl="1">
+      <w:start w:val="1"/>
+      <w:numFmt w:val="bullet"/>
+      <w:lvlText w:val="o"/>
+      <w:lvlJc w:val="left"/>
+      <w:pPr>
+        <w:tabs>
+          <w:tab w:val="num" w:pos="1440"/>
+        </w:tabs>
+        <w:ind w:left="1440" w:hanging="360"/>
+      </w:pPr>
+      <w:rPr>
+        <w:rFonts w:ascii="Courier New" w:hAnsi="Courier New" w:hint="default"/>
+        <w:sz w:val="20"/>
+      </w:rPr>
+    </w:lvl>
+    <w:lvl w:ilvl="2">
+      <w:start w:val="1"/>
+      <w:numFmt w:val="bullet"/>
+      <w:lvlText w:val=""/>
+      <w:lvlJc w:val="left"/>
+      <w:pPr>
+        <w:tabs>
+          <w:tab w:val="num" w:pos="2160"/>
+        </w:tabs>
+        <w:ind w:left="2160" w:hanging="360"/>
+      </w:pPr>
+      <w:rPr>
+        <w:rFonts w:ascii="Wingdings" w:hAnsi="Wingdings" w:hint="default"/>
+        <w:sz w:val="20"/>
+      </w:rPr>
+    </w:lvl>
+    <w:lvl w:ilvl="3" w:tentative="1">
+      <w:start w:val="1"/>
+      <w:numFmt w:val="bullet"/>
+      <w:lvlText w:val=""/>
+      <w:lvlJc w:val="left"/>
+      <w:pPr>
+        <w:tabs>
+          <w:tab w:val="num" w:pos="2880"/>
+        </w:tabs>
+        <w:ind w:left="2880" w:hanging="360"/>
+      </w:pPr>
+      <w:rPr>
+        <w:rFonts w:ascii="Wingdings" w:hAnsi="Wingdings" w:hint="default"/>
+        <w:sz w:val="20"/>
+      </w:rPr>
+    </w:lvl>
+    <w:lvl w:ilvl="4" w:tentative="1">
+      <w:start w:val="1"/>
+      <w:numFmt w:val="bullet"/>
+      <w:lvlText w:val=""/>
+      <w:lvlJc w:val="left"/>
+      <w:pPr>
+        <w:tabs>
+          <w:tab w:val="num" w:pos="3600"/>
+        </w:tabs>
+        <w:ind w:left="3600" w:hanging="360"/>
+      </w:pPr>
+      <w:rPr>
+        <w:rFonts w:ascii="Wingdings" w:hAnsi="Wingdings" w:hint="default"/>
+        <w:sz w:val="20"/>
+      </w:rPr>
+    </w:lvl>
+    <w:lvl w:ilvl="5" w:tentative="1">
+      <w:start w:val="1"/>
+      <w:numFmt w:val="bullet"/>
+      <w:lvlText w:val=""/>
+      <w:lvlJc w:val="left"/>
+      <w:pPr>
+        <w:tabs>
+          <w:tab w:val="num" w:pos="4320"/>
+        </w:tabs>
+        <w:ind w:left="4320" w:hanging="360"/>
+      </w:pPr>
+      <w:rPr>
+        <w:rFonts w:ascii="Wingdings" w:hAnsi="Wingdings" w:hint="default"/>
+        <w:sz w:val="20"/>
+      </w:rPr>
+    </w:lvl>
+    <w:lvl w:ilvl="6" w:tentative="1">
+      <w:start w:val="1"/>
+      <w:numFmt w:val="bullet"/>
+      <w:lvlText w:val=""/>
+      <w:lvlJc w:val="left"/>
+      <w:pPr>
+        <w:tabs>
+          <w:tab w:val="num" w:pos="5040"/>
+        </w:tabs>
+        <w:ind w:left="5040" w:hanging="360"/>
+      </w:pPr>
+      <w:rPr>
+        <w:rFonts w:ascii="Wingdings" w:hAnsi="Wingdings" w:hint="default"/>
+        <w:sz w:val="20"/>
+      </w:rPr>
+    </w:lvl>
+    <w:lvl w:ilvl="7" w:tentative="1">
+      <w:start w:val="1"/>
+      <w:numFmt w:val="bullet"/>
+      <w:lvlText w:val=""/>
+      <w:lvlJc w:val="left"/>
+      <w:pPr>
+        <w:tabs>
+          <w:tab w:val="num" w:pos="5760"/>
+        </w:tabs>
+        <w:ind w:left="5760" w:hanging="360"/>
+      </w:pPr>
+      <w:rPr>
+        <w:rFonts w:ascii="Wingdings" w:hAnsi="Wingdings" w:hint="default"/>
+        <w:sz w:val="20"/>
+      </w:rPr>
+    </w:lvl>
+    <w:lvl w:ilvl="8" w:tentative="1">
+      <w:start w:val="1"/>
+      <w:numFmt w:val="bullet"/>
+      <w:lvlText w:val=""/>
+      <w:lvlJc w:val="left"/>
+      <w:pPr>
+        <w:tabs>
+          <w:tab w:val="num" w:pos="6480"/>
+        </w:tabs>
+        <w:ind w:left="6480" w:hanging="360"/>
+      </w:pPr>
+      <w:rPr>
+        <w:rFonts w:ascii="Wingdings" w:hAnsi="Wingdings" w:hint="default"/>
+        <w:sz w:val="20"/>
+      </w:rPr>
+    </w:lvl>
+  </w:abstractNum>
   <w:num w:numId="1">
     <w:abstractNumId w:val="0"/>
+  </w:num>
+  <w:num w:numId="2">
+    <w:abstractNumId w:val="2"/>
+  </w:num>
+  <w:num w:numId="3">
+    <w:abstractNumId w:val="1"/>
   </w:num>
 </w:numbering>
 </file>
@@ -833,7 +1444,6 @@
   <w:style w:type="character" w:default="1" w:styleId="DefaultParagraphFont">
     <w:name w:val="Default Paragraph Font"/>
     <w:uiPriority w:val="1"/>
-    <w:semiHidden/>
     <w:unhideWhenUsed/>
   </w:style>
   <w:style w:type="table" w:default="1" w:styleId="TableNormal">
